--- a/05_Графики_насосов/Перевод_RU/График_быстроты_откачки_насоса_RU.docx
+++ b/05_Графики_насосов/Перевод_RU/График_быстроты_откачки_насоса_RU.docx
@@ -20,7 +20,7 @@
           <w:iCs/>
           <w:i/>
         </w:rPr>
-        <w:t xml:space="preserve">Перевод с китайского языка. Исходный файл: 真空泵曲线.jpg. Страниц в оригинале: 1.</w:t>
+        <w:t xml:space="preserve">Перевод с китайского языка. Исходный файл: График_быстроты_откачки_насоса.jpg (исходное имя: 真空泵曲线.jpg). Страниц в оригинале: 1.</w:t>
       </w:r>
     </w:p>
     <w:bookmarkStart w:id="23" w:name="стр.-1-график-быстроты-откачки"/>
